--- a/data/memories/memory_01/locales/es/documents/templates/Decision Template.docx
+++ b/data/memories/memory_01/locales/es/documents/templates/Decision Template.docx
@@ -8,7 +8,7 @@
         <w:jc w:val="center"/>
       </w:pPr>
       <w:r>
-        <w:t>Decision Template</w:t>
+        <w:t>Plantilla de decisión</w:t>
       </w:r>
     </w:p>
     <w:p>
@@ -19,7 +19,7 @@
         <w:t xml:space="preserve">Classification: </w:t>
       </w:r>
       <w:r>
-        <w:t>Internal</w:t>
+        <w:t>Interno</w:t>
       </w:r>
       <w:r>
         <w:rPr>
@@ -39,7 +39,7 @@
         <w:t xml:space="preserve">Author: </w:t>
       </w:r>
       <w:r>
-        <w:t>Management Office</w:t>
+        <w:t>Oficina de Gestión</w:t>
       </w:r>
     </w:p>
     <w:p/>
@@ -48,7 +48,7 @@
         <w:pStyle w:val="Heading1"/>
       </w:pPr>
       <w:r>
-        <w:t>Decision Record</w:t>
+        <w:t>Registro de decisiones</w:t>
       </w:r>
     </w:p>
     <w:tbl>
@@ -68,7 +68,7 @@
           </w:tcPr>
           <w:p>
             <w:r>
-              <w:t>Field</w:t>
+              <w:t>Campo</w:t>
             </w:r>
           </w:p>
         </w:tc>
@@ -78,7 +78,7 @@
           </w:tcPr>
           <w:p>
             <w:r>
-              <w:t>Information</w:t>
+              <w:t>Información</w:t>
             </w:r>
           </w:p>
         </w:tc>
@@ -90,7 +90,7 @@
           </w:tcPr>
           <w:p>
             <w:r>
-              <w:t>Decision ID</w:t>
+              <w:t>ID de decisión</w:t>
             </w:r>
           </w:p>
         </w:tc>
@@ -100,7 +100,7 @@
           </w:tcPr>
           <w:p>
             <w:r>
-              <w:t>[Insert ID]</w:t>
+              <w:t>[Insertar ID]</w:t>
             </w:r>
           </w:p>
         </w:tc>
@@ -112,7 +112,7 @@
           </w:tcPr>
           <w:p>
             <w:r>
-              <w:t>Date</w:t>
+              <w:t>Fecha</w:t>
             </w:r>
           </w:p>
         </w:tc>
@@ -122,7 +122,7 @@
           </w:tcPr>
           <w:p>
             <w:r>
-              <w:t>[Insert date]</w:t>
+              <w:t>[Insertar fecha]</w:t>
             </w:r>
           </w:p>
         </w:tc>
@@ -134,7 +134,7 @@
           </w:tcPr>
           <w:p>
             <w:r>
-              <w:t>Owner</w:t>
+              <w:t>Dueño</w:t>
             </w:r>
           </w:p>
         </w:tc>
@@ -144,7 +144,7 @@
           </w:tcPr>
           <w:p>
             <w:r>
-              <w:t>[Insert owner]</w:t>
+              <w:t>[Insertar propietario]</w:t>
             </w:r>
           </w:p>
         </w:tc>
@@ -156,7 +156,7 @@
           </w:tcPr>
           <w:p>
             <w:r>
-              <w:t>Department</w:t>
+              <w:t>Departamento</w:t>
             </w:r>
           </w:p>
         </w:tc>
@@ -166,7 +166,7 @@
           </w:tcPr>
           <w:p>
             <w:r>
-              <w:t>[Insert department]</w:t>
+              <w:t>[Insertar departamento]</w:t>
             </w:r>
           </w:p>
         </w:tc>
@@ -177,7 +177,7 @@
         <w:pStyle w:val="Heading1"/>
       </w:pPr>
       <w:r>
-        <w:t>Background</w:t>
+        <w:t>Fondo</w:t>
       </w:r>
     </w:p>
     <w:p>
@@ -185,7 +185,7 @@
         <w:rPr>
           <w:sz w:val="22"/>
         </w:rPr>
-        <w:t>Describe the reason for the decision and provide sufficient context for future reviewers.</w:t>
+        <w:t>Describa el motivo de la decisión y proporcione suficiente contexto para futuros revisores.</w:t>
       </w:r>
     </w:p>
     <w:p>
@@ -193,7 +193,7 @@
         <w:pStyle w:val="Heading1"/>
       </w:pPr>
       <w:r>
-        <w:t>Decision</w:t>
+        <w:t>Decisión</w:t>
       </w:r>
     </w:p>
     <w:p>
@@ -201,7 +201,7 @@
         <w:rPr>
           <w:sz w:val="22"/>
         </w:rPr>
-        <w:t>Record the approved action, rejected alternatives and any restrictions associated with the decision.</w:t>
+        <w:t>Registre la acción aprobada, las alternativas rechazadas y cualquier restricción asociada con la decisión.</w:t>
       </w:r>
     </w:p>
     <w:p>
@@ -209,7 +209,7 @@
         <w:pStyle w:val="Heading1"/>
       </w:pPr>
       <w:r>
-        <w:t>Review Requirements</w:t>
+        <w:t>Requisitos de revisión</w:t>
       </w:r>
     </w:p>
     <w:p>
@@ -217,7 +217,7 @@
         <w:pStyle w:val="ListBullet"/>
       </w:pPr>
       <w:r>
-        <w:t>Confirm implementation.</w:t>
+        <w:t>Confirmar la implementación.</w:t>
       </w:r>
     </w:p>
     <w:p>
@@ -225,7 +225,7 @@
         <w:pStyle w:val="ListBullet"/>
       </w:pPr>
       <w:r>
-        <w:t>Update related documentation.</w:t>
+        <w:t>Actualizar la documentación relacionada.</w:t>
       </w:r>
     </w:p>
     <w:p>
@@ -233,7 +233,7 @@
         <w:pStyle w:val="ListBullet"/>
       </w:pPr>
       <w:r>
-        <w:t>Notify affected departments.</w:t>
+        <w:t>Notificar a los departamentos afectados.</w:t>
       </w:r>
     </w:p>
     <w:p>
@@ -241,7 +241,7 @@
         <w:pStyle w:val="ListBullet"/>
       </w:pPr>
       <w:r>
-        <w:t>Archive supporting evidence.</w:t>
+        <w:t>Archivar pruebas de apoyo.</w:t>
       </w:r>
     </w:p>
     <w:sectPr>
